--- a/Kim12-1-8-Elektrolizle-Kaplama.docx
+++ b/Kim12-1-8-Elektrolizle-Kaplama.docx
@@ -3004,7 +3004,7 @@
                 <w:rFonts w:ascii="Times New Roman" w:hAnsi="Times New Roman" w:cs="Times New Roman"/>
                 <w:lang w:val="tr-TR"/>
               </w:rPr>
-              <w:t xml:space="preserve">+0,115</w:t>
+              <w:t xml:space="preserve">+0,116</w:t>
             </w:r>
           </w:p>
         </w:tc>
@@ -3026,7 +3026,7 @@
                 <w:rFonts w:ascii="Times New Roman" w:hAnsi="Times New Roman" w:cs="Times New Roman"/>
                 <w:lang w:val="tr-TR"/>
               </w:rPr>
-              <w:t xml:space="preserve">−0,117</w:t>
+              <w:t xml:space="preserve">−0,118</w:t>
             </w:r>
           </w:p>
         </w:tc>
@@ -3138,7 +3138,7 @@
                 <w:rFonts w:ascii="Times New Roman" w:hAnsi="Times New Roman" w:cs="Times New Roman"/>
                 <w:lang w:val="tr-TR"/>
               </w:rPr>
-              <w:t xml:space="preserve">+0,231</w:t>
+              <w:t xml:space="preserve">+0,233</w:t>
             </w:r>
           </w:p>
         </w:tc>
@@ -3160,7 +3160,7 @@
                 <w:rFonts w:ascii="Times New Roman" w:hAnsi="Times New Roman" w:cs="Times New Roman"/>
                 <w:lang w:val="tr-TR"/>
               </w:rPr>
-              <w:t xml:space="preserve">−0,233</w:t>
+              <w:t xml:space="preserve">−0,235</w:t>
             </w:r>
           </w:p>
         </w:tc>
@@ -3272,7 +3272,7 @@
                 <w:rFonts w:ascii="Times New Roman" w:hAnsi="Times New Roman" w:cs="Times New Roman"/>
                 <w:lang w:val="tr-TR"/>
               </w:rPr>
-              <w:t xml:space="preserve">+0,229</w:t>
+              <w:t xml:space="preserve">+0,231</w:t>
             </w:r>
           </w:p>
         </w:tc>
@@ -3294,7 +3294,7 @@
                 <w:rFonts w:ascii="Times New Roman" w:hAnsi="Times New Roman" w:cs="Times New Roman"/>
                 <w:lang w:val="tr-TR"/>
               </w:rPr>
-              <w:t xml:space="preserve">−0,232</w:t>
+              <w:t xml:space="preserve">−0,234</w:t>
             </w:r>
           </w:p>
         </w:tc>
@@ -5828,7 +5828,7 @@
           <w:highlight w:val="yellow"/>
           <w:lang w:val="tr-TR"/>
         </w:rPr>
-        <w:t xml:space="preserve">Tablo B’deki kütle değişimleri Faraday yasasıyla (F = 96485 C/mol; Cu: 63,55 g/mol) hesaplanan değerlerin yaklaşık yüzde 97’si alınarak tarafımızca oluşturulmuş öğretim amaçlı verilerdir.</w:t>
+        <w:t xml:space="preserve">Tablo B’deki kütle değişimleri Faraday yasasıyla (F = 96485 C/mol; Cu: 64 g/mol) hesaplanan değerlerin yaklaşık yüzde 97’si alınarak tarafımızca oluşturulmuş öğretim amaçlı verilerdir.</w:t>
       </w:r>
     </w:p>
     <w:sectPr>

--- a/Kim12-1-8-Elektrolizle-Kaplama.docx
+++ b/Kim12-1-8-Elektrolizle-Kaplama.docx
@@ -410,32 +410,7 @@
           <w:rFonts w:ascii="Times New Roman" w:hAnsi="Times New Roman" w:cs="Times New Roman"/>
           <w:lang w:val="tr-TR"/>
         </w:rPr>
-        <w:t xml:space="preserve">Grubunuzla birlikte bakırla kaplayacağınız metal bir eşya (anahtar, kaşık, çatal, metal pul vb.) seçiniz. Tablo A’daki standart indirgenme potansiyellerinden ve önceki konularda öğrendiklerinizden yararlanarak aşağıdaki tasarım kararlarını veriniz ve her kararınızın gerekçesini yazınız.</w:t>
-      </w:r>
-    </w:p>
-    <w:p>
-      <w:pPr>
-        <w:jc w:val="center"/>
-        <w:rPr>
-          <w:rFonts w:ascii="Times New Roman" w:hAnsi="Times New Roman" w:cs="Times New Roman"/>
-          <w:lang w:val="tr-TR"/>
-        </w:rPr>
-      </w:pPr>
-      <w:r>
-        <w:rPr>
-          <w:rFonts w:ascii="Times New Roman" w:hAnsi="Times New Roman" w:cs="Times New Roman"/>
-          <w:b/>
-          <w:bCs/>
-          <w:lang w:val="tr-TR"/>
-        </w:rPr>
-        <w:t xml:space="preserve">Tablo A:</w:t>
-      </w:r>
-      <w:r>
-        <w:rPr>
-          <w:rFonts w:ascii="Times New Roman" w:hAnsi="Times New Roman" w:cs="Times New Roman"/>
-          <w:lang w:val="tr-TR"/>
-        </w:rPr>
-        <w:t xml:space="preserve"> Bazı yarı tepkimelerin 25 °C’deki standart indirgenme potansiyelleri</w:t>
+        <w:t xml:space="preserve">Grubunuzla birlikte bakırla kaplayacağınız metal bir eşya (anahtar, kaşık, çatal, metal pul vb.) seçiniz. Aşağıdaki tablodaki standart indirgenme potansiyellerinden ve önceki konularda öğrendiklerinizden yararlanarak aşağıdaki tasarım kararlarını veriniz ve her kararınızın gerekçesini yazınız.</w:t>
       </w:r>
     </w:p>
     <w:tbl>
@@ -2705,31 +2680,6 @@
           <w:lang w:val="tr-TR"/>
         </w:rPr>
         <w:t xml:space="preserve">Okulunuzda deneyi yapma imkânı yoksa aşağıdaki hazır veri setini kullanabilirsiniz.</w:t>
-      </w:r>
-    </w:p>
-    <w:p>
-      <w:pPr>
-        <w:jc w:val="center"/>
-        <w:rPr>
-          <w:rFonts w:ascii="Times New Roman" w:hAnsi="Times New Roman" w:cs="Times New Roman"/>
-          <w:lang w:val="tr-TR"/>
-        </w:rPr>
-      </w:pPr>
-      <w:r>
-        <w:rPr>
-          <w:rFonts w:ascii="Times New Roman" w:hAnsi="Times New Roman" w:cs="Times New Roman"/>
-          <w:b/>
-          <w:bCs/>
-          <w:lang w:val="tr-TR"/>
-        </w:rPr>
-        <w:t xml:space="preserve">Tablo B:</w:t>
-      </w:r>
-      <w:r>
-        <w:rPr>
-          <w:rFonts w:ascii="Times New Roman" w:hAnsi="Times New Roman" w:cs="Times New Roman"/>
-          <w:lang w:val="tr-TR"/>
-        </w:rPr>
-        <w:t xml:space="preserve"> Bakır anot kullanılarak çelik bir kaşığın bakırla kaplanmasına ait ölçümler</w:t>
       </w:r>
     </w:p>
     <w:tbl>
@@ -4246,7 +4196,7 @@
           <w:rFonts w:ascii="Times New Roman" w:hAnsi="Times New Roman" w:cs="Times New Roman"/>
           <w:lang w:val="tr-TR"/>
         </w:rPr>
-        <w:t xml:space="preserve"> iyonu indirgenir. Tablo B’de kaşığın kazandığı kütlenin bakır levhanın kaybettiği kütleye yaklaşık eşit olması ve çözeltinin renginin değişmemesi bununla açıklanabilir. Çözeltideki Cu</w:t>
+        <w:t xml:space="preserve"> iyonu indirgenir. Analiz ve Keşif Atölyesi 1.8.’deki hazır veri setinde kaşığın kazandığı kütlenin bakır levhanın kaybettiği kütleye yaklaşık eşit olması ve çözeltinin renginin değişmemesi bununla açıklanabilir. Çözeltideki Cu</w:t>
       </w:r>
       <w:r>
         <w:rPr>
@@ -4517,7 +4467,7 @@
           <w:rFonts w:ascii="Times New Roman" w:hAnsi="Times New Roman" w:cs="Times New Roman"/>
           <w:lang w:val="tr-TR"/>
         </w:rPr>
-        <w:t xml:space="preserve"> denir. Galvanizleme, eşyanın ergimiş çinkoya daldırılmasıyla ya da elektrolizle yapılabilir. Çinko kaplama demiri hem havayla temasını keserek hem de demirden daha aktif olduğu için kendisi yükseltgenerek korur. Tablo A’daki değerlere göre çinkonun indirgenme potansiyeli (−0,76 V) demirinkinden (−0,44 V) küçüktür. Kaplama çizilip demir açığa çıksa bile önce çinko yükseltgenir ve demir korunur. Bu konuyu bir sonraki konuda ayrıntılı olarak inceleyeceksiniz.</w:t>
+        <w:t xml:space="preserve"> denir. Galvanizleme, eşyanın ergimiş çinkoya daldırılmasıyla ya da elektrolizle yapılabilir. Çinko kaplama demiri hem havayla temasını keserek hem de demirden daha aktif olduğu için kendisi yükseltgenerek korur. Analiz ve Keşif Atölyesi 1.8.’deki standart indirgenme potansiyellerine göre çinkonun indirgenme potansiyeli (−0,76 V) demirinkinden (−0,44 V) küçüktür. Kaplama çizilip demir açığa çıksa bile önce çinko yükseltgenir ve demir korunur. Bu konuyu bir sonraki konuda ayrıntılı olarak inceleyeceksiniz.</w:t>
       </w:r>
     </w:p>
     <w:p>
@@ -4865,7 +4815,7 @@
           <w:rFonts w:ascii="Times New Roman" w:hAnsi="Times New Roman" w:cs="Times New Roman"/>
           <w:lang w:val="tr-TR"/>
         </w:rPr>
-        <w:t xml:space="preserve">Demir bir parça, anot olarak grafit çubuk kullanılarak nikel(II) sülfat çözeltisinde nikelle kaplanıyor. Elektrotlarda gerçekleşen yarı tepkimeleri yazınız, uygulanması gereken kuramsal en küçük gerilimi Tablo A’dan yararlanarak hesaplayınız. Elektroliz ilerledikçe çözeltinin yeşil renginde nasıl bir değişim beklenir?</w:t>
+        <w:t xml:space="preserve">Demir bir parça, anot olarak grafit çubuk kullanılarak nikel(II) sülfat çözeltisinde nikelle kaplanıyor. Elektrotlarda gerçekleşen yarı tepkimeleri yazınız, uygulanması gereken kuramsal en küçük gerilimi Analiz ve Keşif Atölyesi 1.8.’deki standart indirgenme potansiyellerinden yararlanarak hesaplayınız. Elektroliz ilerledikçe çözeltinin yeşil renginde nasıl bir değişim beklenir?</w:t>
       </w:r>
     </w:p>
     <w:p>
@@ -5454,7 +5404,7 @@
           <w:rFonts w:ascii="Times New Roman" w:hAnsi="Times New Roman" w:cs="Times New Roman"/>
           <w:lang w:val="tr-TR"/>
         </w:rPr>
-        <w:t xml:space="preserve">Galvanizli bir çivinin ve kalayla kaplanmış bir teneke kutunun yüzeyleri çizilerek demir açığa çıkarılıyor. Nemli ortamda hangisinde demirin daha hızlı paslanmasını beklersiniz? Tablo A’daki değerlerden ve aşağıdaki değerden yararlanarak açıklayınız. (Sn</w:t>
+        <w:t xml:space="preserve">Galvanizli bir çivinin ve kalayla kaplanmış bir teneke kutunun yüzeyleri çizilerek demir açığa çıkarılıyor. Nemli ortamda hangisinde demirin daha hızlı paslanmasını beklersiniz? Analiz ve Keşif Atölyesi 1.8.’deki standart indirgenme potansiyellerinden ve aşağıdaki değerden yararlanarak açıklayınız. (Sn</w:t>
       </w:r>
       <w:r>
         <w:rPr>
@@ -5828,7 +5778,7 @@
           <w:highlight w:val="yellow"/>
           <w:lang w:val="tr-TR"/>
         </w:rPr>
-        <w:t xml:space="preserve">Tablo B’deki kütle değişimleri Faraday yasasıyla (F = 96485 C/mol; Cu: 64 g/mol) hesaplanan değerlerin yaklaşık yüzde 97’si alınarak tarafımızca oluşturulmuş öğretim amaçlı verilerdir.</w:t>
+        <w:t xml:space="preserve">Analiz ve Keşif Atölyesi 1.8.’deki hazır veri setinde yer alan kütle değişimleri Faraday yasasıyla (F = 96485 C/mol; Cu: 64 g/mol) hesaplanan değerlerin yaklaşık yüzde 97’si alınarak tarafımızca oluşturulmuş öğretim amaçlı verilerdir.</w:t>
       </w:r>
     </w:p>
     <w:sectPr>

--- a/Kim12-1-8-Elektrolizle-Kaplama.docx
+++ b/Kim12-1-8-Elektrolizle-Kaplama.docx
@@ -72,7 +72,7 @@
                 <w:rFonts w:ascii="Times New Roman" w:hAnsi="Times New Roman" w:cs="Times New Roman"/>
                 <w:lang w:val="tr-TR"/>
               </w:rPr>
-              <w:t xml:space="preserve">GÖRSEL ALANI</w:t>
+              <w:t xml:space="preserve">GÖRSEL ALANI (Shutterstock)</w:t>
             </w:r>
           </w:p>
           <w:p>
@@ -104,23 +104,7 @@
                 <w:rFonts w:ascii="Times New Roman" w:hAnsi="Times New Roman" w:cs="Times New Roman"/>
                 <w:lang w:val="tr-TR"/>
               </w:rPr>
-              <w:t xml:space="preserve">Shutterstock arama: “chrome plated kitchen faucet”</w:t>
-            </w:r>
-          </w:p>
-          <w:p>
-            <w:pPr>
-              <w:jc w:val="both"/>
-              <w:rPr>
-                <w:rFonts w:ascii="Times New Roman" w:hAnsi="Times New Roman" w:cs="Times New Roman"/>
-                <w:lang w:val="tr-TR"/>
-              </w:rPr>
-            </w:pPr>
-            <w:r>
-              <w:rPr>
-                <w:rFonts w:ascii="Times New Roman" w:hAnsi="Times New Roman" w:cs="Times New Roman"/>
-                <w:lang w:val="tr-TR"/>
-              </w:rPr>
-              <w:t xml:space="preserve">Shutter ID: ……………</w:t>
+              <w:t xml:space="preserve">Shutter ID: 2736658123 (fotoğraf) — Chrome kitchen faucet with single lever</w:t>
             </w:r>
           </w:p>
         </w:tc>
@@ -193,7 +177,7 @@
                 <w:rFonts w:ascii="Times New Roman" w:hAnsi="Times New Roman" w:cs="Times New Roman"/>
                 <w:lang w:val="tr-TR"/>
               </w:rPr>
-              <w:t xml:space="preserve">GÖRSEL ALANI</w:t>
+              <w:t xml:space="preserve">GÖRSEL ALANI (Shutterstock)</w:t>
             </w:r>
           </w:p>
           <w:p>
@@ -225,23 +209,7 @@
                 <w:rFonts w:ascii="Times New Roman" w:hAnsi="Times New Roman" w:cs="Times New Roman"/>
                 <w:lang w:val="tr-TR"/>
               </w:rPr>
-              <w:t xml:space="preserve">Shutterstock arama: “galvanized nails close up”</w:t>
-            </w:r>
-          </w:p>
-          <w:p>
-            <w:pPr>
-              <w:jc w:val="both"/>
-              <w:rPr>
-                <w:rFonts w:ascii="Times New Roman" w:hAnsi="Times New Roman" w:cs="Times New Roman"/>
-                <w:lang w:val="tr-TR"/>
-              </w:rPr>
-            </w:pPr>
-            <w:r>
-              <w:rPr>
-                <w:rFonts w:ascii="Times New Roman" w:hAnsi="Times New Roman" w:cs="Times New Roman"/>
-                <w:lang w:val="tr-TR"/>
-              </w:rPr>
-              <w:t xml:space="preserve">Shutter ID: ……………</w:t>
+              <w:t xml:space="preserve">Shutter ID: 2570033357 (fotoğraf) — Galvanized screws close-up (çivi yerine vida)</w:t>
             </w:r>
           </w:p>
         </w:tc>

--- a/Kim12-1-8-Elektrolizle-Kaplama.docx
+++ b/Kim12-1-8-Elektrolizle-Kaplama.docx
@@ -3445,7 +3445,7 @@
           <w:rFonts w:ascii="Times New Roman" w:hAnsi="Times New Roman" w:cs="Times New Roman"/>
           <w:lang w:val="tr-TR"/>
         </w:rPr>
-        <w:t xml:space="preserve">Farklı akım ve sürelerde yaptığınız denemeleri karşılaştırınız. Kaplanan bakır miktarındaki değişimi Faraday’in elektroliz yasasıyla ilişkilendiriniz.</w:t>
+        <w:t xml:space="preserve">Her deneme için akım ile sürenin çarpımını hesaplayınız. Eşyanın kütlesindeki artışın bu çarpımla nasıl değiştiğini belirleyiniz ve kaplanan bakır miktarındaki değişimi Faraday’in elektroliz yasasıyla ilişkilendiriniz.</w:t>
       </w:r>
     </w:p>
     <w:p>
@@ -3896,23 +3896,22 @@
           <w:rFonts w:ascii="Times New Roman" w:hAnsi="Times New Roman" w:cs="Times New Roman"/>
           <w:lang w:val="tr-TR"/>
         </w:rPr>
-        <w:t xml:space="preserve">Analiz ve Keşif Atölyesi 1.8.’de kaplanacak eşyayı güç kaynağının negatif kutbuna, bakır levhayı pozitif kutbuna bağladığınızda eşyanın yüzeyinin bakırla kaplandığını, bakır levhanın ise kütle kaybettiğini gözlemlediniz. Bir metal eşyanın yüzeyinin elektroliz yoluyla başka bir metalin ince bir tabakasıyla kaplanmasına </w:t>
-      </w:r>
-      <w:r>
-        <w:rPr>
-          <w:rFonts w:ascii="Times New Roman" w:hAnsi="Times New Roman" w:cs="Times New Roman"/>
-          <w:b/>
-          <w:bCs/>
-          <w:lang w:val="tr-TR"/>
-        </w:rPr>
-        <w:t xml:space="preserve">elektrolizle kaplama</w:t>
-      </w:r>
-      <w:r>
-        <w:rPr>
-          <w:rFonts w:ascii="Times New Roman" w:hAnsi="Times New Roman" w:cs="Times New Roman"/>
-          <w:lang w:val="tr-TR"/>
-        </w:rPr>
-        <w:t xml:space="preserve"> (elektrokaplama) denir. Elektrolizle kaplamada kaplanacak eşya katot, kaplama yapılacak metal anot olarak kullanılır. Elektrolit, kaplama metalinin iyonlarını içeren bir çözeltidir (Görsel C).</w:t>
+        <w:t xml:space="preserve">Bir metal eşyanın yüzeyinin elektroliz yoluyla başka bir metalin ince bir tabakasıyla kaplanmasına elektrolizle kaplama (elektrokaplama) denir. Elektrolizle kaplamada kaplanacak eşya güç kaynağının negatif kutbuna bağlanarak katot, kaplama yapılacak metal pozitif kutba bağlanarak anot olarak kullanılır. Elektrolit, kaplama metalinin iyonlarını içeren bir çözeltidir. Örneğin çelik levhalar, çinko anot ve çinko sülfat (ZnSO</w:t>
+      </w:r>
+      <w:r>
+        <w:rPr>
+          <w:rFonts w:ascii="Times New Roman" w:hAnsi="Times New Roman" w:cs="Times New Roman"/>
+          <w:lang w:val="tr-TR"/>
+          <w:vertAlign w:val="subscript"/>
+        </w:rPr>
+        <w:t xml:space="preserve">4</w:t>
+      </w:r>
+      <w:r>
+        <w:rPr>
+          <w:rFonts w:ascii="Times New Roman" w:hAnsi="Times New Roman" w:cs="Times New Roman"/>
+          <w:lang w:val="tr-TR"/>
+        </w:rPr>
+        <w:t xml:space="preserve">) çözeltisi kullanılarak çinkoyla kaplanabilir (Görsel C).</w:t>
       </w:r>
     </w:p>
     <w:p xmlns:a="http://schemas.openxmlformats.org/drawingml/2006/main" xmlns:pic="http://schemas.openxmlformats.org/drawingml/2006/picture">
@@ -3926,8 +3925,8 @@
       <w:r>
         <w:drawing>
           <wp:inline distT="0" distB="0" distL="0" distR="0">
-            <wp:extent cx="4680000" cy="3783214"/>
-            <wp:docPr id="900003" name="Grafik 900003" descr="Bakır kaplama düzeneği"/>
+            <wp:extent cx="4680000" cy="3664782"/>
+            <wp:docPr id="900003" name="Grafik 900003" descr="Çinko kaplama düzeneği"/>
             <wp:cNvGraphicFramePr>
               <a:graphicFrameLocks noChangeAspect="1"/>
             </wp:cNvGraphicFramePr>
@@ -3947,7 +3946,7 @@
                   <pic:spPr>
                     <a:xfrm>
                       <a:off x="0" y="0"/>
-                      <a:ext cx="4680000" cy="3783214"/>
+                      <a:ext cx="4680000" cy="3664782"/>
                     </a:xfrm>
                     <a:prstGeom prst="rect">
                       <a:avLst/>
@@ -3982,7 +3981,7 @@
           <w:rFonts w:ascii="Times New Roman" w:hAnsi="Times New Roman" w:cs="Times New Roman"/>
           <w:lang w:val="tr-TR"/>
         </w:rPr>
-        <w:t xml:space="preserve"> Bir kaşığın bakırla kaplanması</w:t>
+        <w:t xml:space="preserve"> Çelik bir levhanın çinkoyla kaplanması</w:t>
       </w:r>
     </w:p>
     <w:p>
@@ -3998,7 +3997,7 @@
           <w:rFonts w:ascii="Times New Roman" w:hAnsi="Times New Roman" w:cs="Times New Roman"/>
           <w:lang w:val="tr-TR"/>
         </w:rPr>
-        <w:t xml:space="preserve">Bakır kaplama sırasında elektrotlarda gerçekleşen tepkimeler şunlardır:</w:t>
+        <w:t xml:space="preserve">Çelik levhanın çinkoyla kaplanması sırasında elektrotlarda gerçekleşen tepkimeler şunlardır:</w:t>
       </w:r>
     </w:p>
     <w:p>
@@ -4014,13 +4013,13 @@
           <w:rFonts w:ascii="Times New Roman" w:hAnsi="Times New Roman" w:cs="Times New Roman"/>
           <w:lang w:val="tr-TR"/>
         </w:rPr>
-        <w:t xml:space="preserve">Anot (yükseltgenme):   Cu(k) → Cu</w:t>
-      </w:r>
-      <w:r>
-        <w:rPr>
-          <w:rFonts w:ascii="Times New Roman" w:hAnsi="Times New Roman" w:cs="Times New Roman"/>
+        <w:t xml:space="preserve">Anot (yükseltgenme):   Zn(k) → Zn</w:t>
+      </w:r>
+      <w:r>
+        <w:rPr>
+          <w:rFonts w:ascii="Times New Roman" w:hAnsi="Times New Roman" w:cs="Times New Roman"/>
+          <w:lang w:val="tr-TR"/>
           <w:vertAlign w:val="superscript"/>
-          <w:lang w:val="tr-TR"/>
         </w:rPr>
         <w:t xml:space="preserve">2+</w:t>
       </w:r>
@@ -4034,16 +4033,12 @@
       <w:r>
         <w:rPr>
           <w:rFonts w:ascii="Times New Roman" w:hAnsi="Times New Roman" w:cs="Times New Roman"/>
+          <w:lang w:val="tr-TR"/>
           <w:vertAlign w:val="superscript"/>
-          <w:lang w:val="tr-TR"/>
         </w:rPr>
         <w:t xml:space="preserve">−</w:t>
       </w:r>
       <w:r>
-        <w:rPr>
-          <w:rFonts w:ascii="Times New Roman" w:hAnsi="Times New Roman" w:cs="Times New Roman"/>
-          <w:lang w:val="tr-TR"/>
-        </w:rPr>
         <w:br/>
       </w:r>
       <w:r>
@@ -4051,13 +4046,13 @@
           <w:rFonts w:ascii="Times New Roman" w:hAnsi="Times New Roman" w:cs="Times New Roman"/>
           <w:lang w:val="tr-TR"/>
         </w:rPr>
-        <w:t xml:space="preserve">Katot (indirgenme):   Cu</w:t>
-      </w:r>
-      <w:r>
-        <w:rPr>
-          <w:rFonts w:ascii="Times New Roman" w:hAnsi="Times New Roman" w:cs="Times New Roman"/>
+        <w:t xml:space="preserve">Katot (indirgenme):   Zn</w:t>
+      </w:r>
+      <w:r>
+        <w:rPr>
+          <w:rFonts w:ascii="Times New Roman" w:hAnsi="Times New Roman" w:cs="Times New Roman"/>
+          <w:lang w:val="tr-TR"/>
           <w:vertAlign w:val="superscript"/>
-          <w:lang w:val="tr-TR"/>
         </w:rPr>
         <w:t xml:space="preserve">2+</w:t>
       </w:r>
@@ -4071,8 +4066,8 @@
       <w:r>
         <w:rPr>
           <w:rFonts w:ascii="Times New Roman" w:hAnsi="Times New Roman" w:cs="Times New Roman"/>
+          <w:lang w:val="tr-TR"/>
           <w:vertAlign w:val="superscript"/>
-          <w:lang w:val="tr-TR"/>
         </w:rPr>
         <w:t xml:space="preserve">−</w:t>
       </w:r>
@@ -4081,13 +4076,9 @@
           <w:rFonts w:ascii="Times New Roman" w:hAnsi="Times New Roman" w:cs="Times New Roman"/>
           <w:lang w:val="tr-TR"/>
         </w:rPr>
-        <w:t xml:space="preserve"> → Cu(k)</w:t>
-      </w:r>
-      <w:r>
-        <w:rPr>
-          <w:rFonts w:ascii="Times New Roman" w:hAnsi="Times New Roman" w:cs="Times New Roman"/>
-          <w:lang w:val="tr-TR"/>
-        </w:rPr>
+        <w:t xml:space="preserve"> → Zn(k)</w:t>
+      </w:r>
+      <w:r>
         <w:br/>
       </w:r>
       <w:r>
@@ -4095,13 +4086,13 @@
           <w:rFonts w:ascii="Times New Roman" w:hAnsi="Times New Roman" w:cs="Times New Roman"/>
           <w:lang w:val="tr-TR"/>
         </w:rPr>
-        <w:t xml:space="preserve">Net değişim:   Cu(k)</w:t>
-      </w:r>
-      <w:r>
-        <w:rPr>
-          <w:rFonts w:ascii="Times New Roman" w:hAnsi="Times New Roman" w:cs="Times New Roman"/>
+        <w:t xml:space="preserve">Net değişim:   Zn(k)</w:t>
+      </w:r>
+      <w:r>
+        <w:rPr>
+          <w:rFonts w:ascii="Times New Roman" w:hAnsi="Times New Roman" w:cs="Times New Roman"/>
+          <w:lang w:val="tr-TR"/>
           <w:vertAlign w:val="subscript"/>
-          <w:lang w:val="tr-TR"/>
         </w:rPr>
         <w:t xml:space="preserve">anot</w:t>
       </w:r>
@@ -4110,13 +4101,13 @@
           <w:rFonts w:ascii="Times New Roman" w:hAnsi="Times New Roman" w:cs="Times New Roman"/>
           <w:lang w:val="tr-TR"/>
         </w:rPr>
-        <w:t xml:space="preserve"> → Cu(k)</w:t>
-      </w:r>
-      <w:r>
-        <w:rPr>
-          <w:rFonts w:ascii="Times New Roman" w:hAnsi="Times New Roman" w:cs="Times New Roman"/>
+        <w:t xml:space="preserve"> → Zn(k)</w:t>
+      </w:r>
+      <w:r>
+        <w:rPr>
+          <w:rFonts w:ascii="Times New Roman" w:hAnsi="Times New Roman" w:cs="Times New Roman"/>
+          <w:lang w:val="tr-TR"/>
           <w:vertAlign w:val="subscript"/>
-          <w:lang w:val="tr-TR"/>
         </w:rPr>
         <w:t xml:space="preserve">katot</w:t>
       </w:r>
@@ -4134,13 +4125,13 @@
           <w:rFonts w:ascii="Times New Roman" w:hAnsi="Times New Roman" w:cs="Times New Roman"/>
           <w:lang w:val="tr-TR"/>
         </w:rPr>
-        <w:t xml:space="preserve">Anotta çözeltiye geçen her Cu</w:t>
-      </w:r>
-      <w:r>
-        <w:rPr>
-          <w:rFonts w:ascii="Times New Roman" w:hAnsi="Times New Roman" w:cs="Times New Roman"/>
+        <w:t xml:space="preserve">Anotta çözeltiye geçen her Zn</w:t>
+      </w:r>
+      <w:r>
+        <w:rPr>
+          <w:rFonts w:ascii="Times New Roman" w:hAnsi="Times New Roman" w:cs="Times New Roman"/>
+          <w:lang w:val="tr-TR"/>
           <w:vertAlign w:val="superscript"/>
-          <w:lang w:val="tr-TR"/>
         </w:rPr>
         <w:t xml:space="preserve">2+</w:t>
       </w:r>
@@ -4149,13 +4140,13 @@
           <w:rFonts w:ascii="Times New Roman" w:hAnsi="Times New Roman" w:cs="Times New Roman"/>
           <w:lang w:val="tr-TR"/>
         </w:rPr>
-        <w:t xml:space="preserve"> iyonuna karşılık katotta bir Cu</w:t>
-      </w:r>
-      <w:r>
-        <w:rPr>
-          <w:rFonts w:ascii="Times New Roman" w:hAnsi="Times New Roman" w:cs="Times New Roman"/>
+        <w:t xml:space="preserve"> iyonuna karşılık katotta bir Zn</w:t>
+      </w:r>
+      <w:r>
+        <w:rPr>
+          <w:rFonts w:ascii="Times New Roman" w:hAnsi="Times New Roman" w:cs="Times New Roman"/>
+          <w:lang w:val="tr-TR"/>
           <w:vertAlign w:val="superscript"/>
-          <w:lang w:val="tr-TR"/>
         </w:rPr>
         <w:t xml:space="preserve">2+</w:t>
       </w:r>
@@ -4164,13 +4155,13 @@
           <w:rFonts w:ascii="Times New Roman" w:hAnsi="Times New Roman" w:cs="Times New Roman"/>
           <w:lang w:val="tr-TR"/>
         </w:rPr>
-        <w:t xml:space="preserve"> iyonu indirgenir. Analiz ve Keşif Atölyesi 1.8.’deki hazır veri setinde kaşığın kazandığı kütlenin bakır levhanın kaybettiği kütleye yaklaşık eşit olması ve çözeltinin renginin değişmemesi bununla açıklanabilir. Çözeltideki Cu</w:t>
-      </w:r>
-      <w:r>
-        <w:rPr>
-          <w:rFonts w:ascii="Times New Roman" w:hAnsi="Times New Roman" w:cs="Times New Roman"/>
+        <w:t xml:space="preserve"> iyonu indirgenir. Bu nedenle katodun kazandığı kütle anodun kaybettiği kütleye yaklaşık eşittir ve çözeltideki Zn</w:t>
+      </w:r>
+      <w:r>
+        <w:rPr>
+          <w:rFonts w:ascii="Times New Roman" w:hAnsi="Times New Roman" w:cs="Times New Roman"/>
+          <w:lang w:val="tr-TR"/>
           <w:vertAlign w:val="superscript"/>
-          <w:lang w:val="tr-TR"/>
         </w:rPr>
         <w:t xml:space="preserve">2+</w:t>
       </w:r>
@@ -4179,13 +4170,13 @@
           <w:rFonts w:ascii="Times New Roman" w:hAnsi="Times New Roman" w:cs="Times New Roman"/>
           <w:lang w:val="tr-TR"/>
         </w:rPr>
-        <w:t xml:space="preserve"> derişimi sabit kaldığı için kaplama işlemi uzun süre aynı koşullarda sürdürülebilir. Anotta ve katotta aynı yarı tepkime zıt yönlerde gerçekleştiğinden bu hücrenin standart hücre potansiyeli E°</w:t>
-      </w:r>
-      <w:r>
-        <w:rPr>
-          <w:rFonts w:ascii="Times New Roman" w:hAnsi="Times New Roman" w:cs="Times New Roman"/>
+        <w:t xml:space="preserve"> derişimi değişmez; kaplama işlemi uzun süre aynı koşullarda sürdürülebilir. Anotta ve katotta aynı yarı tepkime zıt yönlerde gerçekleştiğinden bu hücrenin standart potansiyeli E°</w:t>
+      </w:r>
+      <w:r>
+        <w:rPr>
+          <w:rFonts w:ascii="Times New Roman" w:hAnsi="Times New Roman" w:cs="Times New Roman"/>
+          <w:lang w:val="tr-TR"/>
           <w:vertAlign w:val="subscript"/>
-          <w:lang w:val="tr-TR"/>
         </w:rPr>
         <w:t xml:space="preserve">hücre</w:t>
       </w:r>
@@ -4194,7 +4185,7 @@
           <w:rFonts w:ascii="Times New Roman" w:hAnsi="Times New Roman" w:cs="Times New Roman"/>
           <w:lang w:val="tr-TR"/>
         </w:rPr>
-        <w:t xml:space="preserve"> = 0,34 V − 0,34 V = 0 V’tur. Buna göre kuramsal olarak çok küçük bir gerilim kaplama için yeterlidir. Uygulamada çözeltinin direncini yenmek ve uygun bir akım elde etmek için genellikle 1-3 V gerilim uygulanır.</w:t>
+        <w:t xml:space="preserve"> = −0,76 V − (−0,76 V) = 0 V’tur. Buna göre kuramsal olarak çok küçük bir gerilim kaplama için yeterlidir; uygulamada çözeltinin direncini yenmek ve uygun bir akım elde etmek için daha büyük bir gerilim uygulanır. Çinkonun standart indirgenme potansiyeli (−0,76 V) suyunkine (−0,83 V) yakın olduğundan katotta bir miktar hidrojen gazı da oluşabilir. Ancak hidrojen gazının çinko yüzeyinde oluşması yavaş olduğundan uygun akım ve derişimde katotta ağırlıklı olarak çinko birikir.</w:t>
       </w:r>
     </w:p>
     <w:p>
@@ -4210,7 +4201,7 @@
           <w:rFonts w:ascii="Times New Roman" w:hAnsi="Times New Roman" w:cs="Times New Roman"/>
           <w:lang w:val="tr-TR"/>
         </w:rPr>
-        <w:t xml:space="preserve">Anot olarak bakır yerine grafit gibi inert bir elektrot kullanılsaydı ne olurdu? Bu durumda anotta su yükseltgenir ve oksijen gazı açığa çıkar:</w:t>
+        <w:t xml:space="preserve">Anot olarak çinko yerine grafit gibi inert bir elektrot kullanılsaydı ne olurdu? Bu durumda anotta su yükseltgenir ve oksijen gazı açığa çıkar:</w:t>
       </w:r>
     </w:p>
     <w:p>
@@ -4231,8 +4222,8 @@
       <w:r>
         <w:rPr>
           <w:rFonts w:ascii="Times New Roman" w:hAnsi="Times New Roman" w:cs="Times New Roman"/>
+          <w:lang w:val="tr-TR"/>
           <w:vertAlign w:val="subscript"/>
-          <w:lang w:val="tr-TR"/>
         </w:rPr>
         <w:t xml:space="preserve">2</w:t>
       </w:r>
@@ -4246,8 +4237,8 @@
       <w:r>
         <w:rPr>
           <w:rFonts w:ascii="Times New Roman" w:hAnsi="Times New Roman" w:cs="Times New Roman"/>
+          <w:lang w:val="tr-TR"/>
           <w:vertAlign w:val="subscript"/>
-          <w:lang w:val="tr-TR"/>
         </w:rPr>
         <w:t xml:space="preserve">2</w:t>
       </w:r>
@@ -4261,8 +4252,8 @@
       <w:r>
         <w:rPr>
           <w:rFonts w:ascii="Times New Roman" w:hAnsi="Times New Roman" w:cs="Times New Roman"/>
+          <w:lang w:val="tr-TR"/>
           <w:vertAlign w:val="superscript"/>
-          <w:lang w:val="tr-TR"/>
         </w:rPr>
         <w:t xml:space="preserve">+</w:t>
       </w:r>
@@ -4276,8 +4267,8 @@
       <w:r>
         <w:rPr>
           <w:rFonts w:ascii="Times New Roman" w:hAnsi="Times New Roman" w:cs="Times New Roman"/>
+          <w:lang w:val="tr-TR"/>
           <w:vertAlign w:val="superscript"/>
-          <w:lang w:val="tr-TR"/>
         </w:rPr>
         <w:t xml:space="preserve">−</w:t>
       </w:r>
@@ -4286,13 +4277,13 @@
           <w:rFonts w:ascii="Times New Roman" w:hAnsi="Times New Roman" w:cs="Times New Roman"/>
           <w:lang w:val="tr-TR"/>
         </w:rPr>
-        <w:t xml:space="preserve">        Katot: Cu</w:t>
-      </w:r>
-      <w:r>
-        <w:rPr>
-          <w:rFonts w:ascii="Times New Roman" w:hAnsi="Times New Roman" w:cs="Times New Roman"/>
+        <w:t xml:space="preserve">        Katot: Zn</w:t>
+      </w:r>
+      <w:r>
+        <w:rPr>
+          <w:rFonts w:ascii="Times New Roman" w:hAnsi="Times New Roman" w:cs="Times New Roman"/>
+          <w:lang w:val="tr-TR"/>
           <w:vertAlign w:val="superscript"/>
-          <w:lang w:val="tr-TR"/>
         </w:rPr>
         <w:t xml:space="preserve">2+</w:t>
       </w:r>
@@ -4306,8 +4297,8 @@
       <w:r>
         <w:rPr>
           <w:rFonts w:ascii="Times New Roman" w:hAnsi="Times New Roman" w:cs="Times New Roman"/>
+          <w:lang w:val="tr-TR"/>
           <w:vertAlign w:val="superscript"/>
-          <w:lang w:val="tr-TR"/>
         </w:rPr>
         <w:t xml:space="preserve">−</w:t>
       </w:r>
@@ -4316,7 +4307,7 @@
           <w:rFonts w:ascii="Times New Roman" w:hAnsi="Times New Roman" w:cs="Times New Roman"/>
           <w:lang w:val="tr-TR"/>
         </w:rPr>
-        <w:t xml:space="preserve"> → Cu(k)</w:t>
+        <w:t xml:space="preserve"> → Zn(k)</w:t>
       </w:r>
     </w:p>
     <w:p>
@@ -4337,8 +4328,8 @@
       <w:r>
         <w:rPr>
           <w:rFonts w:ascii="Times New Roman" w:hAnsi="Times New Roman" w:cs="Times New Roman"/>
+          <w:lang w:val="tr-TR"/>
           <w:vertAlign w:val="subscript"/>
-          <w:lang w:val="tr-TR"/>
         </w:rPr>
         <w:t xml:space="preserve">hücre</w:t>
       </w:r>
@@ -4347,13 +4338,13 @@
           <w:rFonts w:ascii="Times New Roman" w:hAnsi="Times New Roman" w:cs="Times New Roman"/>
           <w:lang w:val="tr-TR"/>
         </w:rPr>
-        <w:t xml:space="preserve"> = 0,34 V − 1,23 V = −0,89 V’tur ve en az 0,89 V gerilim gerektirir. Ayrıca çözeltideki Cu</w:t>
-      </w:r>
-      <w:r>
-        <w:rPr>
-          <w:rFonts w:ascii="Times New Roman" w:hAnsi="Times New Roman" w:cs="Times New Roman"/>
+        <w:t xml:space="preserve"> = −0,76 V − (+1,23 V) = −1,99 V’tur ve en az 1,99 V gerilim gerektirir. Ayrıca çözeltideki Zn</w:t>
+      </w:r>
+      <w:r>
+        <w:rPr>
+          <w:rFonts w:ascii="Times New Roman" w:hAnsi="Times New Roman" w:cs="Times New Roman"/>
+          <w:lang w:val="tr-TR"/>
           <w:vertAlign w:val="superscript"/>
-          <w:lang w:val="tr-TR"/>
         </w:rPr>
         <w:t xml:space="preserve">2+</w:t>
       </w:r>
@@ -4362,7 +4353,22 @@
           <w:rFonts w:ascii="Times New Roman" w:hAnsi="Times New Roman" w:cs="Times New Roman"/>
           <w:lang w:val="tr-TR"/>
         </w:rPr>
-        <w:t xml:space="preserve"> iyonları harcandıkça mavi renk açılır ve kaplama hızı azalır. Bu nedenle kaplamada genellikle kaplama metalinden yapılmış anot tercih edilir.</w:t>
+        <w:t xml:space="preserve"> iyonları harcandıkça derişimleri azalır, anotta oluşan H</w:t>
+      </w:r>
+      <w:r>
+        <w:rPr>
+          <w:rFonts w:ascii="Times New Roman" w:hAnsi="Times New Roman" w:cs="Times New Roman"/>
+          <w:lang w:val="tr-TR"/>
+          <w:vertAlign w:val="superscript"/>
+        </w:rPr>
+        <w:t xml:space="preserve">+</w:t>
+      </w:r>
+      <w:r>
+        <w:rPr>
+          <w:rFonts w:ascii="Times New Roman" w:hAnsi="Times New Roman" w:cs="Times New Roman"/>
+          <w:lang w:val="tr-TR"/>
+        </w:rPr>
+        <w:t xml:space="preserve"> iyonları nedeniyle çözelti asitleşir ve kaplama hızı düşer. Bu nedenle kaplamada genellikle kaplama metalinden yapılmış anot tercih edilir.</w:t>
       </w:r>
     </w:p>
     <w:p>
@@ -4378,7 +4384,7 @@
           <w:rFonts w:ascii="Times New Roman" w:hAnsi="Times New Roman" w:cs="Times New Roman"/>
           <w:lang w:val="tr-TR"/>
         </w:rPr>
-        <w:t xml:space="preserve">Etkinlikte kaplama kalınlığının bağlı olduğu etkenleri tartıştınız. Önceki konuda öğrendiğiniz Faraday yasasına göre katotta biriken metal miktarı devreden geçen yük miktarıyla doğru orantılıdır. Bu nedenle akım ya da süre arttıkça kaplama kalınlaşır. Aynı miktar metal daha büyük bir yüzeye dağıldığında ise kaplama incelir. Kaplamanın kalitesini; yüzeyin temizliği, elektrolitin derişimi ve sıcaklığı, elektrotlar arası uzaklık ve akım yoğunluğu da etkiler. Çok yüksek akım uygulanması, metalin gevşek ve pürüzlü bir tabaka hâlinde birikmesine ve katotta hidrojen gazı oluşmasına neden olabilir.</w:t>
+        <w:t xml:space="preserve">Faraday’in elektroliz yasasına göre katotta biriken metal miktarı devreden geçen yük miktarıyla doğru orantılıdır. Bu nedenle akım ya da süre arttıkça kaplama kalınlaşır. Aynı miktar metal daha büyük bir yüzeye dağıldığında ise kaplama incelir. Kaplamanın kalitesini; yüzeyin temizliği, elektrolitin derişimi ve sıcaklığı, elektrotlar arası uzaklık ve akım yoğunluğu da etkiler. Çok yüksek akım uygulanması, metalin gevşek ve pürüzlü bir tabaka hâlinde birikmesine ve katotta hidrojen gazı oluşmasına neden olabilir.</w:t>
       </w:r>
     </w:p>
     <w:p>
@@ -4419,23 +4425,7 @@
           <w:rFonts w:ascii="Times New Roman" w:hAnsi="Times New Roman" w:cs="Times New Roman"/>
           <w:lang w:val="tr-TR"/>
         </w:rPr>
-        <w:t xml:space="preserve">Demir ve çeliğin çinkoyla kaplanmasına </w:t>
-      </w:r>
-      <w:r>
-        <w:rPr>
-          <w:rFonts w:ascii="Times New Roman" w:hAnsi="Times New Roman" w:cs="Times New Roman"/>
-          <w:b/>
-          <w:bCs/>
-          <w:lang w:val="tr-TR"/>
-        </w:rPr>
-        <w:t xml:space="preserve">galvanizleme</w:t>
-      </w:r>
-      <w:r>
-        <w:rPr>
-          <w:rFonts w:ascii="Times New Roman" w:hAnsi="Times New Roman" w:cs="Times New Roman"/>
-          <w:lang w:val="tr-TR"/>
-        </w:rPr>
-        <w:t xml:space="preserve"> denir. Galvanizleme, eşyanın ergimiş çinkoya daldırılmasıyla ya da elektrolizle yapılabilir. Çinko kaplama demiri hem havayla temasını keserek hem de demirden daha aktif olduğu için kendisi yükseltgenerek korur. Analiz ve Keşif Atölyesi 1.8.’deki standart indirgenme potansiyellerine göre çinkonun indirgenme potansiyeli (−0,76 V) demirinkinden (−0,44 V) küçüktür. Kaplama çizilip demir açığa çıksa bile önce çinko yükseltgenir ve demir korunur. Bu konuyu bir sonraki konuda ayrıntılı olarak inceleyeceksiniz.</w:t>
+        <w:t xml:space="preserve">Demir ve çeliğin çinkoyla kaplanmasına galvanizleme denir. Galvanizleme, eşyanın ergimiş çinkoya daldırılmasıyla (sıcak daldırma) ya da yukarıda açıklandığı gibi elektrolizle (elektrogalvanizleme) yapılabilir. Çinko kaplama demiri hem havayla temasını keserek hem de demirden daha aktif olduğu için kendisi yükseltgenerek korur. Çinkonun standart indirgenme potansiyeli (−0,76 V) demirinkinden (−0,44 V) küçüktür. Bu nedenle kaplama çizilip demir açığa çıksa bile önce çinko yükseltgenir ve demir korunur. Bu konuyu bir sonraki konuda ayrıntılı olarak inceleyeceksiniz.</w:t>
       </w:r>
     </w:p>
     <w:p>

--- a/Kim12-1-8-Elektrolizle-Kaplama.docx
+++ b/Kim12-1-8-Elektrolizle-Kaplama.docx
@@ -328,7 +328,7 @@
           <w:highlight w:val="yellow"/>
           <w:lang w:val="tr-TR"/>
         </w:rPr>
-        <w:t xml:space="preserve">Güvenlik uyarıları Kimya9/10 kitabından alınsın; bakır(II) sülfat çözeltisi zararlı ve tahriş edicidir, seyreltik sülfürik asit aşındırıcıdır; önlük, koruyucu gözlük ve eldiven kullanılsın. Yalnızca düşük gerilimli (en fazla 6 V) doğru akım kaynağı kullanılsın. Kullanılan çözeltiler lavaboya dökülmesin, öğretmenin göstereceği atık kabında toplansın.</w:t>
+        <w:t xml:space="preserve">Etkinlik başlığının yanına Kimya10 kitabındaki “Temel Uyarı ve Güvenlik İşaretleri” sayfasından şu işaretler konulsun: GÖZLÜK KULLAN, ELDİVEN GİY, KORUYUCU ELBİSE GİY, KOROZİF (AŞINDIRICI) MADDE, TAHRİŞ EDİCİ MADDE, ÇEVREYE ZARARLI (EKOTOKSİK) MADDE, ELEKTRİK UYARISI, KIRILABİLİR CAM UYARISI. Ek uyarılar: Bakır(II) sülfat çözeltisi zararlı ve tahriş edicidir, seyreltik sülfürik asit aşındırıcıdır. Yalnızca düşük gerilimli (en fazla 6 V) doğru akım kaynağı kullanılmalıdır. Kullanılan çözeltiler lavaboya dökülmemeli, öğretmenin göstereceği atık kabında toplanmalıdır.</w:t>
       </w:r>
     </w:p>
     <w:p>

--- a/Kim12-1-8-Elektrolizle-Kaplama.docx
+++ b/Kim12-1-8-Elektrolizle-Kaplama.docx
@@ -1450,146 +1450,185 @@
           <w:rFonts w:ascii="Times New Roman" w:hAnsi="Times New Roman" w:cs="Times New Roman"/>
           <w:lang w:val="tr-TR"/>
         </w:rPr>
-        <w:t xml:space="preserve">Tasarımınızı yaparken aşağıdaki deney önerisinden yararlanabilirsiniz. Deney düzeneğinizin şemasını çiziniz ve gerekli malzemeleri hazırlayınız.</w:t>
+        <w:t xml:space="preserve">250 mL’lik beher, 1 M bakır(II) sülfat çözeltisi (her 100 mL’sine 1-2 mL seyreltik sülfürik asit eklenmiş), bakır levha, kaplanacak metal eşya, 1,5-6 V’luk doğru akım kaynağı, ampermetre, bağlantı kabloları ve timsah kıskaçlar, zımpara kâğıdı, deterjan, terazi (0,01 g duyarlı) ve kronometre gibi malzemeler kullanabilirsiniz. Deneyinizi gerçekleştirmek için farklı malzemeler de tercih edebilirsiniz. Deneyinizi gerçekleştirirken uymanız gereken güvenlik uyarılarını belirleyiniz. Deney düzeneğinizin şemasını çiziniz.</w:t>
       </w:r>
     </w:p>
-    <w:tbl>
-      <w:tblPr>
-        <w:tblW w:w="9000" w:type="dxa"/>
-        <w:jc w:val="center"/>
-        <w:tblBorders>
-          <w:top w:val="single" w:sz="8" w:space="0" w:color="7F7F7F"/>
-          <w:left w:val="single" w:sz="8" w:space="0" w:color="7F7F7F"/>
-          <w:bottom w:val="single" w:sz="8" w:space="0" w:color="7F7F7F"/>
-          <w:right w:val="single" w:sz="8" w:space="0" w:color="7F7F7F"/>
-        </w:tblBorders>
-      </w:tblPr>
-      <w:tblGrid>
-        <w:gridCol w:w="9000"/>
-      </w:tblGrid>
-      <w:tr>
-        <w:tc>
-          <w:tcPr>
-            <w:tcW w:w="9000" w:type="dxa"/>
-            <w:shd w:val="clear" w:color="auto" w:fill="E2EFDA"/>
-          </w:tcPr>
-          <w:p>
-            <w:pPr>
-              <w:jc w:val="both"/>
-              <w:rPr>
-                <w:rFonts w:ascii="Times New Roman" w:hAnsi="Times New Roman" w:cs="Times New Roman"/>
-                <w:lang w:val="tr-TR"/>
-              </w:rPr>
-            </w:pPr>
-            <w:r>
-              <w:rPr>
-                <w:rFonts w:ascii="Times New Roman" w:hAnsi="Times New Roman" w:cs="Times New Roman"/>
-                <w:b/>
-                <w:bCs/>
-                <w:lang w:val="tr-TR"/>
-              </w:rPr>
-              <w:t xml:space="preserve">Deney önerisi</w:t>
-            </w:r>
-          </w:p>
-          <w:p>
-            <w:pPr>
-              <w:jc w:val="both"/>
-              <w:rPr>
-                <w:rFonts w:ascii="Times New Roman" w:hAnsi="Times New Roman" w:cs="Times New Roman"/>
-                <w:lang w:val="tr-TR"/>
-              </w:rPr>
-            </w:pPr>
-            <w:r>
-              <w:rPr>
-                <w:rFonts w:ascii="Times New Roman" w:hAnsi="Times New Roman" w:cs="Times New Roman"/>
-                <w:lang w:val="tr-TR"/>
-              </w:rPr>
-              <w:t xml:space="preserve">• Malzemeler: 250 mL’lik beher, 1 M bakır(II) sülfat çözeltisi (her 100 mL’sine 1-2 mL seyreltik sülfürik asit eklenmiş), bakır levha, kaplanacak metal eşya, 1,5-6 V’luk doğru akım kaynağı (seri bağlı piller ya da ayarlanabilir güç kaynağı), ampermetre, bağlantı kabloları ve timsah kıskaçlar, zımpara kâğıdı, deterjan, terazi (0,01 g duyarlı), kronometre.</w:t>
-            </w:r>
-          </w:p>
-          <w:p>
-            <w:pPr>
-              <w:jc w:val="both"/>
-              <w:rPr>
-                <w:rFonts w:ascii="Times New Roman" w:hAnsi="Times New Roman" w:cs="Times New Roman"/>
-                <w:lang w:val="tr-TR"/>
-              </w:rPr>
-            </w:pPr>
-            <w:r>
-              <w:rPr>
-                <w:rFonts w:ascii="Times New Roman" w:hAnsi="Times New Roman" w:cs="Times New Roman"/>
-                <w:lang w:val="tr-TR"/>
-              </w:rPr>
-              <w:t xml:space="preserve">• Kaplanacak eşyanın ve bakır levhanın yüzeyini zımparalayınız, deterjanlı suyla yıkayıp saf sudan geçiriniz ve kurulayınız. Temizlenmiş yüzeylere elle dokunmayınız.</w:t>
-            </w:r>
-          </w:p>
-          <w:p>
-            <w:pPr>
-              <w:jc w:val="both"/>
-              <w:rPr>
-                <w:rFonts w:ascii="Times New Roman" w:hAnsi="Times New Roman" w:cs="Times New Roman"/>
-                <w:lang w:val="tr-TR"/>
-              </w:rPr>
-            </w:pPr>
-            <w:r>
-              <w:rPr>
-                <w:rFonts w:ascii="Times New Roman" w:hAnsi="Times New Roman" w:cs="Times New Roman"/>
-                <w:lang w:val="tr-TR"/>
-              </w:rPr>
-              <w:t xml:space="preserve">• Eşyayı ve bakır levhayı tartarak kütlelerini kaydediniz.</w:t>
-            </w:r>
-          </w:p>
-          <w:p>
-            <w:pPr>
-              <w:jc w:val="both"/>
-              <w:rPr>
-                <w:rFonts w:ascii="Times New Roman" w:hAnsi="Times New Roman" w:cs="Times New Roman"/>
-                <w:lang w:val="tr-TR"/>
-              </w:rPr>
-            </w:pPr>
-            <w:r>
-              <w:rPr>
-                <w:rFonts w:ascii="Times New Roman" w:hAnsi="Times New Roman" w:cs="Times New Roman"/>
-                <w:lang w:val="tr-TR"/>
-              </w:rPr>
-              <w:t xml:space="preserve">• Devreyi tasarımınıza göre kurunuz ve güç kaynağını çalıştırdıktan sonra elektrotları çözeltiye daldırınız. Demir ya da çelik bir eşya akım uygulanmadan çözeltide bekletilirse yüzeyinde gevşek tutunan bir bakır tabakası oluşabilir.</w:t>
-            </w:r>
-          </w:p>
-          <w:p>
-            <w:pPr>
-              <w:jc w:val="both"/>
-              <w:rPr>
-                <w:rFonts w:ascii="Times New Roman" w:hAnsi="Times New Roman" w:cs="Times New Roman"/>
-                <w:lang w:val="tr-TR"/>
-              </w:rPr>
-            </w:pPr>
-            <w:r>
-              <w:rPr>
-                <w:rFonts w:ascii="Times New Roman" w:hAnsi="Times New Roman" w:cs="Times New Roman"/>
-                <w:lang w:val="tr-TR"/>
-              </w:rPr>
-              <w:t xml:space="preserve">• Akımı 0,3-0,5 A arasında tutunuz ve 15 dakika bekleyiniz. Gözlemlerinizi belirli aralıklarla not ediniz.</w:t>
-            </w:r>
-          </w:p>
-          <w:p>
-            <w:pPr>
-              <w:jc w:val="both"/>
-              <w:rPr>
-                <w:rFonts w:ascii="Times New Roman" w:hAnsi="Times New Roman" w:cs="Times New Roman"/>
-                <w:lang w:val="tr-TR"/>
-              </w:rPr>
-            </w:pPr>
-            <w:r>
-              <w:rPr>
-                <w:rFonts w:ascii="Times New Roman" w:hAnsi="Times New Roman" w:cs="Times New Roman"/>
-                <w:lang w:val="tr-TR"/>
-              </w:rPr>
-              <w:t xml:space="preserve">• Elektrotları çıkarıp saf suyla durulayınız, kurutunuz ve yeniden tartınız. Aynı işlemi süreyi ya da akımı değiştirerek tekrarlayınız.</w:t>
-            </w:r>
-          </w:p>
-        </w:tc>
-      </w:tr>
-    </w:tbl>
+    <w:p>
+      <w:pPr>
+        <w:jc w:val="both"/>
+        <w:rPr>
+          <w:rFonts w:ascii="Times New Roman" w:hAnsi="Times New Roman" w:cs="Times New Roman"/>
+          <w:lang w:val="tr-TR"/>
+        </w:rPr>
+      </w:pPr>
+      <w:r>
+        <w:rPr>
+          <w:rFonts w:ascii="Times New Roman" w:hAnsi="Times New Roman" w:cs="Times New Roman"/>
+          <w:lang w:val="tr-TR"/>
+        </w:rPr>
+        <w:t xml:space="preserve">• Tasarladığınız deneyin adını, amacını, yapılışını ve deney için gerekli malzemeleri not ediniz.</w:t>
+      </w:r>
+    </w:p>
+    <w:p>
+      <w:pPr>
+        <w:jc w:val="both"/>
+        <w:rPr>
+          <w:rFonts w:ascii="Times New Roman" w:hAnsi="Times New Roman" w:cs="Times New Roman"/>
+          <w:lang w:val="tr-TR"/>
+        </w:rPr>
+      </w:pPr>
+      <w:r>
+        <w:rPr>
+          <w:rFonts w:ascii="Times New Roman" w:hAnsi="Times New Roman" w:cs="Times New Roman"/>
+          <w:lang w:val="tr-TR"/>
+        </w:rPr>
+        <w:t xml:space="preserve">Deneyin Adı: ……………………………………………………………………………………………………</w:t>
+      </w:r>
+    </w:p>
+    <w:p>
+      <w:pPr>
+        <w:jc w:val="both"/>
+        <w:rPr>
+          <w:rFonts w:ascii="Times New Roman" w:hAnsi="Times New Roman" w:cs="Times New Roman"/>
+          <w:lang w:val="tr-TR"/>
+        </w:rPr>
+      </w:pPr>
+      <w:r>
+        <w:rPr>
+          <w:rFonts w:ascii="Times New Roman" w:hAnsi="Times New Roman" w:cs="Times New Roman"/>
+          <w:lang w:val="tr-TR"/>
+        </w:rPr>
+        <w:t xml:space="preserve">Deneyin Amacı: ……………………………………………………………………………………………………</w:t>
+      </w:r>
+    </w:p>
+    <w:p>
+      <w:pPr>
+        <w:jc w:val="both"/>
+        <w:rPr>
+          <w:rFonts w:ascii="Times New Roman" w:hAnsi="Times New Roman" w:cs="Times New Roman"/>
+          <w:lang w:val="tr-TR"/>
+        </w:rPr>
+      </w:pPr>
+      <w:r>
+        <w:rPr>
+          <w:rFonts w:ascii="Times New Roman" w:hAnsi="Times New Roman" w:cs="Times New Roman"/>
+          <w:lang w:val="tr-TR"/>
+        </w:rPr>
+        <w:t xml:space="preserve">Gerekli Malzemeler:</w:t>
+      </w:r>
+    </w:p>
+    <w:p>
+      <w:pPr>
+        <w:jc w:val="both"/>
+        <w:rPr>
+          <w:rFonts w:ascii="Times New Roman" w:hAnsi="Times New Roman" w:cs="Times New Roman"/>
+          <w:lang w:val="tr-TR"/>
+        </w:rPr>
+      </w:pPr>
+      <w:r>
+        <w:rPr>
+          <w:rFonts w:ascii="Times New Roman" w:hAnsi="Times New Roman" w:cs="Times New Roman"/>
+          <w:lang w:val="tr-TR"/>
+        </w:rPr>
+        <w:t xml:space="preserve">……………………………………………………………………………………………………</w:t>
+      </w:r>
+    </w:p>
+    <w:p>
+      <w:pPr>
+        <w:jc w:val="both"/>
+        <w:rPr>
+          <w:rFonts w:ascii="Times New Roman" w:hAnsi="Times New Roman" w:cs="Times New Roman"/>
+          <w:lang w:val="tr-TR"/>
+        </w:rPr>
+      </w:pPr>
+      <w:r>
+        <w:rPr>
+          <w:rFonts w:ascii="Times New Roman" w:hAnsi="Times New Roman" w:cs="Times New Roman"/>
+          <w:lang w:val="tr-TR"/>
+        </w:rPr>
+        <w:t xml:space="preserve">……………………………………………………………………………………………………</w:t>
+      </w:r>
+    </w:p>
+    <w:p>
+      <w:pPr>
+        <w:jc w:val="both"/>
+        <w:rPr>
+          <w:rFonts w:ascii="Times New Roman" w:hAnsi="Times New Roman" w:cs="Times New Roman"/>
+          <w:lang w:val="tr-TR"/>
+        </w:rPr>
+      </w:pPr>
+      <w:r>
+        <w:rPr>
+          <w:rFonts w:ascii="Times New Roman" w:hAnsi="Times New Roman" w:cs="Times New Roman"/>
+          <w:lang w:val="tr-TR"/>
+        </w:rPr>
+        <w:t xml:space="preserve">……………………………………………………………………………………………………</w:t>
+      </w:r>
+    </w:p>
+    <w:p>
+      <w:pPr>
+        <w:jc w:val="both"/>
+        <w:rPr>
+          <w:rFonts w:ascii="Times New Roman" w:hAnsi="Times New Roman" w:cs="Times New Roman"/>
+          <w:lang w:val="tr-TR"/>
+        </w:rPr>
+      </w:pPr>
+      <w:r>
+        <w:rPr>
+          <w:rFonts w:ascii="Times New Roman" w:hAnsi="Times New Roman" w:cs="Times New Roman"/>
+          <w:lang w:val="tr-TR"/>
+        </w:rPr>
+        <w:t xml:space="preserve">Deneyin Yapılışı:</w:t>
+      </w:r>
+    </w:p>
+    <w:p>
+      <w:pPr>
+        <w:jc w:val="both"/>
+        <w:rPr>
+          <w:rFonts w:ascii="Times New Roman" w:hAnsi="Times New Roman" w:cs="Times New Roman"/>
+          <w:lang w:val="tr-TR"/>
+        </w:rPr>
+      </w:pPr>
+      <w:r>
+        <w:rPr>
+          <w:rFonts w:ascii="Times New Roman" w:hAnsi="Times New Roman" w:cs="Times New Roman"/>
+          <w:lang w:val="tr-TR"/>
+        </w:rPr>
+        <w:t xml:space="preserve">……………………………………………………………………………………………………</w:t>
+      </w:r>
+    </w:p>
+    <w:p>
+      <w:pPr>
+        <w:jc w:val="both"/>
+        <w:rPr>
+          <w:rFonts w:ascii="Times New Roman" w:hAnsi="Times New Roman" w:cs="Times New Roman"/>
+          <w:lang w:val="tr-TR"/>
+        </w:rPr>
+      </w:pPr>
+      <w:r>
+        <w:rPr>
+          <w:rFonts w:ascii="Times New Roman" w:hAnsi="Times New Roman" w:cs="Times New Roman"/>
+          <w:lang w:val="tr-TR"/>
+        </w:rPr>
+        <w:t xml:space="preserve">……………………………………………………………………………………………………</w:t>
+      </w:r>
+    </w:p>
+    <w:p>
+      <w:pPr>
+        <w:jc w:val="both"/>
+        <w:rPr>
+          <w:rFonts w:ascii="Times New Roman" w:hAnsi="Times New Roman" w:cs="Times New Roman"/>
+          <w:lang w:val="tr-TR"/>
+        </w:rPr>
+      </w:pPr>
+      <w:r>
+        <w:rPr>
+          <w:rFonts w:ascii="Times New Roman" w:hAnsi="Times New Roman" w:cs="Times New Roman"/>
+          <w:lang w:val="tr-TR"/>
+        </w:rPr>
+        <w:t xml:space="preserve">……………………………………………………………………………………………………</w:t>
+      </w:r>
+    </w:p>
     <w:p>
       <w:pPr>
         <w:jc w:val="both"/>

--- a/Kim12-1-8-Elektrolizle-Kaplama.docx
+++ b/Kim12-1-8-Elektrolizle-Kaplama.docx
@@ -262,7 +262,7 @@
           <w:rFonts w:ascii="Times New Roman" w:hAnsi="Times New Roman" w:cs="Times New Roman"/>
           <w:lang w:val="tr-TR"/>
         </w:rPr>
-        <w:t xml:space="preserve">Bir etkinlik yaparak keşfediniz. Analiz ve Keşif Atölyesi 1.8.’de deney yapma becerinizi kullanacaksınız: Metal bir eşyayı bakırla kaplamak için hangi elektrotları ve elektroliti kullanacağınıza karar vererek bir deney tasarlayacak, uygulanması gereken en küçük gerilimi belirleyecek, deneyi yaparak ölçümlerinizi kaydedecek ve sonuçlarınızı günlük hayatta karşılaştığınız kaplanmış eşyaları açıklamak için kullanacaksınız. Grup çalışmasında üstlendiğiniz görevleri zamanında ve özenle yerine getirerek sorumluluk alacak, grup arkadaşlarınızla uyumlu çalışacak ve farklı görüşleri dinleyerek ortak karar vereceksiniz. Böylece çalışkanlık ve mütevazılık değerlerini sergileyeceksiniz.</w:t>
+        <w:t xml:space="preserve">Bu sorunun cevabını bir etkinlik yaparak keşfediniz. Analiz ve Keşif Atölyesi 1.8.’de deney yapma becerinizi kullanacaksınız: Metal bir eşyayı bakırla kaplamak için hangi elektrotları ve elektroliti kullanacağınıza karar vererek bir deney tasarlayacak, uygulanması gereken en küçük gerilimi belirleyecek, deneyi yaparak ölçümlerinizi kaydedecek ve sonuçlarınızı günlük hayatta karşılaştığınız kaplanmış eşyaları açıklamak için kullanacaksınız. Grup çalışmasında üstlendiğiniz görevleri zamanında ve özenle yerine getirerek sorumluluk alacak, grup arkadaşlarınızla uyumlu çalışacak ve farklı görüşleri dinleyerek ortak karar vereceksiniz. Böylece çalışkanlık ve mütevazılık değerlerini sergileyeceksiniz.</w:t>
       </w:r>
     </w:p>
     <w:p>

--- a/Kim12-1-8-Elektrolizle-Kaplama.docx
+++ b/Kim12-1-8-Elektrolizle-Kaplama.docx
@@ -3964,7 +3964,7 @@
       <w:r>
         <w:drawing>
           <wp:inline distT="0" distB="0" distL="0" distR="0">
-            <wp:extent cx="4680000" cy="3664782"/>
+            <wp:extent cx="4017272" cy="3057150"/>
             <wp:docPr id="900003" name="Grafik 900003" descr="Çinko kaplama düzeneği"/>
             <wp:cNvGraphicFramePr>
               <a:graphicFrameLocks noChangeAspect="1"/>
@@ -3985,7 +3985,7 @@
                   <pic:spPr>
                     <a:xfrm>
                       <a:off x="0" y="0"/>
-                      <a:ext cx="4680000" cy="3664782"/>
+                      <a:ext cx="4017272" cy="3057150"/>
                     </a:xfrm>
                     <a:prstGeom prst="rect">
                       <a:avLst/>

--- a/Kim12-1-8-Elektrolizle-Kaplama.docx
+++ b/Kim12-1-8-Elektrolizle-Kaplama.docx
@@ -39,99 +39,73 @@
         <w:t xml:space="preserve">Mutfağınızdaki musluğun parlak yüzeyi, bisikletinizin jantları, bir kapı kolu ya da gümüş görünümlü bir takı aslında başka bir metalin ince bir tabakasıyla kaplanmış olabilir (Görsel A). Bahçe çitlerinde ve inşaatlarda kullanılan bazı çivi ve boruların donuk gri renkli yüzeyi de bir kaplamadır (Görsel B). Bir metal eşyanın yüzeyi neden başka bir metalle kaplanır? Bir metal tabakası eşyanın yüzeyine nasıl düzgün ve sağlam bir şekilde yerleştirilebilir? Önceki konuda bakır(II) sülfat çözeltisinin elektrolizinde katotta bakır biriktiğini öğrendiniz. Peki bu olaydan yararlanarak bir anahtarı ya da kaşığı bakırla kaplayabilir misiniz?</w:t>
       </w:r>
     </w:p>
-    <w:tbl>
-      <w:tblPr>
-        <w:tblW w:w="9000" w:type="dxa"/>
+    <w:p>
+      <w:pPr>
         <w:jc w:val="center"/>
-        <w:tblBorders>
-          <w:top w:val="single" w:sz="8" w:space="0" w:color="7F7F7F"/>
-          <w:left w:val="single" w:sz="8" w:space="0" w:color="7F7F7F"/>
-          <w:bottom w:val="single" w:sz="8" w:space="0" w:color="7F7F7F"/>
-          <w:right w:val="single" w:sz="8" w:space="0" w:color="7F7F7F"/>
-        </w:tblBorders>
-      </w:tblPr>
-      <w:tblGrid>
-        <w:gridCol w:w="9000"/>
-      </w:tblGrid>
-      <w:tr>
-        <w:tc>
-          <w:tcPr>
-            <w:tcW w:w="9000" w:type="dxa"/>
-            <w:shd w:val="clear" w:color="auto" w:fill="EDEDED"/>
-          </w:tcPr>
-          <w:p>
-            <w:pPr>
-              <w:jc w:val="both"/>
-              <w:rPr>
-                <w:rFonts w:ascii="Times New Roman" w:hAnsi="Times New Roman" w:cs="Times New Roman"/>
-                <w:lang w:val="tr-TR"/>
-              </w:rPr>
-            </w:pPr>
-            <w:r>
-              <w:rPr>
-                <w:rFonts w:ascii="Times New Roman" w:hAnsi="Times New Roman" w:cs="Times New Roman"/>
-                <w:lang w:val="tr-TR"/>
-              </w:rPr>
-              <w:t xml:space="preserve">GÖRSEL ALANI (Shutterstock)</w:t>
-            </w:r>
-          </w:p>
-          <w:p>
-            <w:pPr>
-              <w:jc w:val="both"/>
-              <w:rPr>
-                <w:rFonts w:ascii="Times New Roman" w:hAnsi="Times New Roman" w:cs="Times New Roman"/>
-                <w:lang w:val="tr-TR"/>
-              </w:rPr>
-            </w:pPr>
-            <w:r>
-              <w:rPr>
-                <w:rFonts w:ascii="Times New Roman" w:hAnsi="Times New Roman" w:cs="Times New Roman"/>
-                <w:lang w:val="tr-TR"/>
-              </w:rPr>
-              <w:t xml:space="preserve">Tarif: Parlak, ayna gibi yansıtan krom kaplı bir mutfak bataryası; marka ve logo görünmesin.</w:t>
-            </w:r>
-          </w:p>
-          <w:p>
-            <w:pPr>
-              <w:jc w:val="both"/>
-              <w:rPr>
-                <w:rFonts w:ascii="Times New Roman" w:hAnsi="Times New Roman" w:cs="Times New Roman"/>
-                <w:lang w:val="tr-TR"/>
-              </w:rPr>
-            </w:pPr>
-            <w:r>
-              <w:rPr>
-                <w:rFonts w:ascii="Times New Roman" w:hAnsi="Times New Roman" w:cs="Times New Roman"/>
-                <w:lang w:val="tr-TR"/>
-              </w:rPr>
-              <w:t xml:space="preserve">Shutter ID: 2736658123 (fotoğraf) — Chrome kitchen faucet with single lever</w:t>
-            </w:r>
-          </w:p>
-        </w:tc>
-      </w:tr>
-    </w:tbl>
-    <w:p>
-      <w:pPr>
-        <w:jc w:val="both"/>
-        <w:rPr>
-          <w:rFonts w:ascii="Times New Roman" w:hAnsi="Times New Roman" w:cs="Times New Roman"/>
-          <w:lang w:val="tr-TR"/>
-        </w:rPr>
-      </w:pPr>
+      </w:pPr>
+      <w:r>
+        <w:drawing>
+          <wp:inline xmlns:a="http://schemas.openxmlformats.org/drawingml/2006/main" xmlns:pic="http://schemas.openxmlformats.org/drawingml/2006/picture">
+            <wp:extent cx="3163179" cy="2519999"/>
+            <wp:docPr id="900008" name="Picture 900008"/>
+            <wp:cNvGraphicFramePr>
+              <a:graphicFrameLocks noChangeAspect="1"/>
+            </wp:cNvGraphicFramePr>
+            <a:graphic>
+              <a:graphicData uri="http://schemas.openxmlformats.org/drawingml/2006/picture">
+                <pic:pic>
+                  <pic:nvPicPr>
+                    <pic:cNvPr id="0" name="2736658123_d.jpg"/>
+                    <pic:cNvPicPr/>
+                  </pic:nvPicPr>
+                  <pic:blipFill>
+                    <a:blip r:embed="rId11"/>
+                    <a:stretch>
+                      <a:fillRect/>
+                    </a:stretch>
+                  </pic:blipFill>
+                  <pic:spPr>
+                    <a:xfrm>
+                      <a:off x="0" y="0"/>
+                      <a:ext cx="3163179" cy="2519999"/>
+                    </a:xfrm>
+                    <a:prstGeom prst="rect"/>
+                  </pic:spPr>
+                </pic:pic>
+              </a:graphicData>
+            </a:graphic>
+          </wp:inline>
+        </w:drawing>
+      </w:r>
     </w:p>
     <w:p>
       <w:pPr>
         <w:jc w:val="center"/>
-        <w:rPr>
-          <w:rFonts w:ascii="Times New Roman" w:hAnsi="Times New Roman" w:cs="Times New Roman"/>
-          <w:lang w:val="tr-TR"/>
-        </w:rPr>
       </w:pPr>
       <w:r>
         <w:rPr>
           <w:rFonts w:ascii="Times New Roman" w:hAnsi="Times New Roman" w:cs="Times New Roman"/>
           <w:b/>
           <w:bCs/>
+          <w:highlight w:val="yellow"/>
+          <w:lang w:val="tr-TR"/>
+        </w:rPr>
+        <w:t xml:space="preserve">Shutter id: 2736658123</w:t>
+      </w:r>
+    </w:p>
+    <w:p>
+      <w:pPr>
+        <w:jc w:val="center"/>
+        <w:rPr>
+          <w:rFonts w:ascii="Times New Roman" w:hAnsi="Times New Roman" w:cs="Times New Roman"/>
+          <w:lang w:val="tr-TR"/>
+        </w:rPr>
+      </w:pPr>
+      <w:r>
+        <w:rPr>
+          <w:rFonts w:ascii="Times New Roman" w:hAnsi="Times New Roman" w:cs="Times New Roman"/>
+          <w:b/>
+          <w:bCs/>
           <w:lang w:val="tr-TR"/>
         </w:rPr>
         <w:t xml:space="preserve">Görsel A:</w:t>
@@ -144,85 +118,59 @@
         <w:t xml:space="preserve"> Krom kaplı bir mutfak musluğu</w:t>
       </w:r>
     </w:p>
-    <w:tbl>
-      <w:tblPr>
-        <w:tblW w:w="9000" w:type="dxa"/>
+    <w:p>
+      <w:pPr>
         <w:jc w:val="center"/>
-        <w:tblBorders>
-          <w:top w:val="single" w:sz="8" w:space="0" w:color="7F7F7F"/>
-          <w:left w:val="single" w:sz="8" w:space="0" w:color="7F7F7F"/>
-          <w:bottom w:val="single" w:sz="8" w:space="0" w:color="7F7F7F"/>
-          <w:right w:val="single" w:sz="8" w:space="0" w:color="7F7F7F"/>
-        </w:tblBorders>
-      </w:tblPr>
-      <w:tblGrid>
-        <w:gridCol w:w="9000"/>
-      </w:tblGrid>
-      <w:tr>
-        <w:tc>
-          <w:tcPr>
-            <w:tcW w:w="9000" w:type="dxa"/>
-            <w:shd w:val="clear" w:color="auto" w:fill="EDEDED"/>
-          </w:tcPr>
-          <w:p>
-            <w:pPr>
-              <w:jc w:val="both"/>
-              <w:rPr>
-                <w:rFonts w:ascii="Times New Roman" w:hAnsi="Times New Roman" w:cs="Times New Roman"/>
-                <w:lang w:val="tr-TR"/>
-              </w:rPr>
-            </w:pPr>
-            <w:r>
-              <w:rPr>
-                <w:rFonts w:ascii="Times New Roman" w:hAnsi="Times New Roman" w:cs="Times New Roman"/>
-                <w:lang w:val="tr-TR"/>
-              </w:rPr>
-              <w:t xml:space="preserve">GÖRSEL ALANI (Shutterstock)</w:t>
-            </w:r>
-          </w:p>
-          <w:p>
-            <w:pPr>
-              <w:jc w:val="both"/>
-              <w:rPr>
-                <w:rFonts w:ascii="Times New Roman" w:hAnsi="Times New Roman" w:cs="Times New Roman"/>
-                <w:lang w:val="tr-TR"/>
-              </w:rPr>
-            </w:pPr>
-            <w:r>
-              <w:rPr>
-                <w:rFonts w:ascii="Times New Roman" w:hAnsi="Times New Roman" w:cs="Times New Roman"/>
-                <w:lang w:val="tr-TR"/>
-              </w:rPr>
-              <w:t xml:space="preserve">Tarif: Donuk gri renkli galvanizli çivilerin ve vidaların yakın çekimi; ambalaj ve marka görünmesin.</w:t>
-            </w:r>
-          </w:p>
-          <w:p>
-            <w:pPr>
-              <w:jc w:val="both"/>
-              <w:rPr>
-                <w:rFonts w:ascii="Times New Roman" w:hAnsi="Times New Roman" w:cs="Times New Roman"/>
-                <w:lang w:val="tr-TR"/>
-              </w:rPr>
-            </w:pPr>
-            <w:r>
-              <w:rPr>
-                <w:rFonts w:ascii="Times New Roman" w:hAnsi="Times New Roman" w:cs="Times New Roman"/>
-                <w:lang w:val="tr-TR"/>
-              </w:rPr>
-              <w:t xml:space="preserve">Shutter ID: 2570033357 (fotoğraf) — Galvanized screws close-up (çivi yerine vida)</w:t>
-            </w:r>
-          </w:p>
-        </w:tc>
-      </w:tr>
-    </w:tbl>
+      </w:pPr>
+      <w:r>
+        <w:drawing>
+          <wp:inline xmlns:a="http://schemas.openxmlformats.org/drawingml/2006/main" xmlns:pic="http://schemas.openxmlformats.org/drawingml/2006/picture">
+            <wp:extent cx="3455210" cy="2520000"/>
+            <wp:docPr id="900009" name="Picture 900009"/>
+            <wp:cNvGraphicFramePr>
+              <a:graphicFrameLocks noChangeAspect="1"/>
+            </wp:cNvGraphicFramePr>
+            <a:graphic>
+              <a:graphicData uri="http://schemas.openxmlformats.org/drawingml/2006/picture">
+                <pic:pic>
+                  <pic:nvPicPr>
+                    <pic:cNvPr id="0" name="2570033357_d.jpg"/>
+                    <pic:cNvPicPr/>
+                  </pic:nvPicPr>
+                  <pic:blipFill>
+                    <a:blip r:embed="rId12"/>
+                    <a:stretch>
+                      <a:fillRect/>
+                    </a:stretch>
+                  </pic:blipFill>
+                  <pic:spPr>
+                    <a:xfrm>
+                      <a:off x="0" y="0"/>
+                      <a:ext cx="3455210" cy="2520000"/>
+                    </a:xfrm>
+                    <a:prstGeom prst="rect"/>
+                  </pic:spPr>
+                </pic:pic>
+              </a:graphicData>
+            </a:graphic>
+          </wp:inline>
+        </w:drawing>
+      </w:r>
+    </w:p>
     <w:p>
       <w:pPr>
-        <w:jc w:val="both"/>
-        <w:rPr>
-          <w:rFonts w:ascii="Times New Roman" w:hAnsi="Times New Roman" w:cs="Times New Roman"/>
-          <w:lang w:val="tr-TR"/>
-        </w:rPr>
-      </w:pPr>
+        <w:jc w:val="center"/>
+      </w:pPr>
+      <w:r>
+        <w:rPr>
+          <w:rFonts w:ascii="Times New Roman" w:hAnsi="Times New Roman" w:cs="Times New Roman"/>
+          <w:b/>
+          <w:bCs/>
+          <w:highlight w:val="yellow"/>
+          <w:lang w:val="tr-TR"/>
+        </w:rPr>
+        <w:t xml:space="preserve">Shutter id: 2570033357</w:t>
+      </w:r>
     </w:p>
     <w:p>
       <w:pPr>

--- a/Kim12-1-8-Elektrolizle-Kaplama.docx
+++ b/Kim12-1-8-Elektrolizle-Kaplama.docx
@@ -39,164 +39,195 @@
         <w:t xml:space="preserve">Mutfağınızdaki musluğun parlak yüzeyi, bisikletinizin jantları, bir kapı kolu ya da gümüş görünümlü bir takı aslında başka bir metalin ince bir tabakasıyla kaplanmış olabilir (Görsel A). Bahçe çitlerinde ve inşaatlarda kullanılan bazı çivi ve boruların donuk gri renkli yüzeyi de bir kaplamadır (Görsel B). Bir metal eşyanın yüzeyi neden başka bir metalle kaplanır? Bir metal tabakası eşyanın yüzeyine nasıl düzgün ve sağlam bir şekilde yerleştirilebilir? Önceki konuda bakır(II) sülfat çözeltisinin elektrolizinde katotta bakır biriktiğini öğrendiniz. Peki bu olaydan yararlanarak bir anahtarı ya da kaşığı bakırla kaplayabilir misiniz?</w:t>
       </w:r>
     </w:p>
-    <w:p>
-      <w:pPr>
+    <w:tbl>
+      <w:tblPr>
+        <w:tblW w:w="9000" w:type="dxa"/>
         <w:jc w:val="center"/>
-      </w:pPr>
-      <w:r>
-        <w:drawing>
-          <wp:inline xmlns:a="http://schemas.openxmlformats.org/drawingml/2006/main" xmlns:pic="http://schemas.openxmlformats.org/drawingml/2006/picture">
-            <wp:extent cx="3163179" cy="2519999"/>
-            <wp:docPr id="900008" name="Picture 900008"/>
-            <wp:cNvGraphicFramePr>
-              <a:graphicFrameLocks noChangeAspect="1"/>
-            </wp:cNvGraphicFramePr>
-            <a:graphic>
-              <a:graphicData uri="http://schemas.openxmlformats.org/drawingml/2006/picture">
-                <pic:pic>
-                  <pic:nvPicPr>
-                    <pic:cNvPr id="0" name="2736658123_d.jpg"/>
-                    <pic:cNvPicPr/>
-                  </pic:nvPicPr>
-                  <pic:blipFill>
-                    <a:blip r:embed="rId11"/>
-                    <a:stretch>
-                      <a:fillRect/>
-                    </a:stretch>
-                  </pic:blipFill>
-                  <pic:spPr>
-                    <a:xfrm>
-                      <a:off x="0" y="0"/>
-                      <a:ext cx="3163179" cy="2519999"/>
-                    </a:xfrm>
-                    <a:prstGeom prst="rect"/>
-                  </pic:spPr>
-                </pic:pic>
-              </a:graphicData>
-            </a:graphic>
-          </wp:inline>
-        </w:drawing>
-      </w:r>
-    </w:p>
-    <w:p>
-      <w:pPr>
-        <w:jc w:val="center"/>
-      </w:pPr>
-      <w:r>
-        <w:rPr>
-          <w:rFonts w:ascii="Times New Roman" w:hAnsi="Times New Roman" w:cs="Times New Roman"/>
-          <w:b/>
-          <w:bCs/>
-          <w:highlight w:val="yellow"/>
-          <w:lang w:val="tr-TR"/>
-        </w:rPr>
-        <w:t xml:space="preserve">Shutter id: 2736658123</w:t>
-      </w:r>
-    </w:p>
-    <w:p>
-      <w:pPr>
-        <w:jc w:val="center"/>
-        <w:rPr>
-          <w:rFonts w:ascii="Times New Roman" w:hAnsi="Times New Roman" w:cs="Times New Roman"/>
-          <w:lang w:val="tr-TR"/>
-        </w:rPr>
-      </w:pPr>
-      <w:r>
-        <w:rPr>
-          <w:rFonts w:ascii="Times New Roman" w:hAnsi="Times New Roman" w:cs="Times New Roman"/>
-          <w:b/>
-          <w:bCs/>
-          <w:lang w:val="tr-TR"/>
-        </w:rPr>
-        <w:t xml:space="preserve">Görsel A:</w:t>
-      </w:r>
-      <w:r>
-        <w:rPr>
-          <w:rFonts w:ascii="Times New Roman" w:hAnsi="Times New Roman" w:cs="Times New Roman"/>
-          <w:lang w:val="tr-TR"/>
-        </w:rPr>
-        <w:t xml:space="preserve"> Krom kaplı bir mutfak musluğu</w:t>
-      </w:r>
-    </w:p>
-    <w:p>
-      <w:pPr>
-        <w:jc w:val="center"/>
-      </w:pPr>
-      <w:r>
-        <w:drawing>
-          <wp:inline xmlns:a="http://schemas.openxmlformats.org/drawingml/2006/main" xmlns:pic="http://schemas.openxmlformats.org/drawingml/2006/picture">
-            <wp:extent cx="3455210" cy="2520000"/>
-            <wp:docPr id="900009" name="Picture 900009"/>
-            <wp:cNvGraphicFramePr>
-              <a:graphicFrameLocks noChangeAspect="1"/>
-            </wp:cNvGraphicFramePr>
-            <a:graphic>
-              <a:graphicData uri="http://schemas.openxmlformats.org/drawingml/2006/picture">
-                <pic:pic>
-                  <pic:nvPicPr>
-                    <pic:cNvPr id="0" name="2570033357_d.jpg"/>
-                    <pic:cNvPicPr/>
-                  </pic:nvPicPr>
-                  <pic:blipFill>
-                    <a:blip r:embed="rId12"/>
-                    <a:stretch>
-                      <a:fillRect/>
-                    </a:stretch>
-                  </pic:blipFill>
-                  <pic:spPr>
-                    <a:xfrm>
-                      <a:off x="0" y="0"/>
-                      <a:ext cx="3455210" cy="2520000"/>
-                    </a:xfrm>
-                    <a:prstGeom prst="rect"/>
-                  </pic:spPr>
-                </pic:pic>
-              </a:graphicData>
-            </a:graphic>
-          </wp:inline>
-        </w:drawing>
-      </w:r>
-    </w:p>
-    <w:p>
-      <w:pPr>
-        <w:jc w:val="center"/>
-      </w:pPr>
-      <w:r>
-        <w:rPr>
-          <w:rFonts w:ascii="Times New Roman" w:hAnsi="Times New Roman" w:cs="Times New Roman"/>
-          <w:b/>
-          <w:bCs/>
-          <w:highlight w:val="yellow"/>
-          <w:lang w:val="tr-TR"/>
-        </w:rPr>
-        <w:t xml:space="preserve">Shutter id: 2570033357</w:t>
-      </w:r>
-    </w:p>
-    <w:p>
-      <w:pPr>
-        <w:jc w:val="center"/>
-        <w:rPr>
-          <w:rFonts w:ascii="Times New Roman" w:hAnsi="Times New Roman" w:cs="Times New Roman"/>
-          <w:lang w:val="tr-TR"/>
-        </w:rPr>
-      </w:pPr>
-      <w:r>
-        <w:rPr>
-          <w:rFonts w:ascii="Times New Roman" w:hAnsi="Times New Roman" w:cs="Times New Roman"/>
-          <w:b/>
-          <w:bCs/>
-          <w:lang w:val="tr-TR"/>
-        </w:rPr>
-        <w:t xml:space="preserve">Görsel B:</w:t>
-      </w:r>
-      <w:r>
-        <w:rPr>
-          <w:rFonts w:ascii="Times New Roman" w:hAnsi="Times New Roman" w:cs="Times New Roman"/>
-          <w:lang w:val="tr-TR"/>
-        </w:rPr>
-        <w:t xml:space="preserve"> Çinko kaplı (galvanizli) çiviler</w:t>
-      </w:r>
-    </w:p>
+        <w:tblBorders>
+          <w:top w:val="nil"/>
+          <w:left w:val="nil"/>
+          <w:bottom w:val="nil"/>
+          <w:right w:val="nil"/>
+          <w:insideH w:val="nil"/>
+          <w:insideV w:val="nil"/>
+        </w:tblBorders>
+        <w:tblLayout w:type="fixed"/>
+      </w:tblPr>
+      <w:tblGrid>
+        <w:gridCol w:w="4500"/>
+        <w:gridCol w:w="4500"/>
+      </w:tblGrid>
+      <w:tr>
+        <w:tc>
+          <w:tcPr>
+            <w:tcW w:w="4500" w:type="dxa"/>
+          </w:tcPr>
+          <w:p>
+            <w:pPr>
+              <w:jc w:val="center"/>
+            </w:pPr>
+            <w:r>
+              <w:drawing>
+                <wp:inline xmlns:a="http://schemas.openxmlformats.org/drawingml/2006/main" xmlns:pic="http://schemas.openxmlformats.org/drawingml/2006/picture">
+                  <wp:extent cx="2485355" cy="1979999"/>
+                  <wp:docPr id="900008" name="Picture 900008"/>
+                  <wp:cNvGraphicFramePr>
+                    <a:graphicFrameLocks noChangeAspect="1"/>
+                  </wp:cNvGraphicFramePr>
+                  <a:graphic>
+                    <a:graphicData uri="http://schemas.openxmlformats.org/drawingml/2006/picture">
+                      <pic:pic>
+                        <pic:nvPicPr>
+                          <pic:cNvPr id="0" name="2736658123_d.jpg"/>
+                          <pic:cNvPicPr/>
+                        </pic:nvPicPr>
+                        <pic:blipFill>
+                          <a:blip r:embed="rId11"/>
+                          <a:stretch>
+                            <a:fillRect/>
+                          </a:stretch>
+                        </pic:blipFill>
+                        <pic:spPr>
+                          <a:xfrm>
+                            <a:off x="0" y="0"/>
+                            <a:ext cx="2485355" cy="1979999"/>
+                          </a:xfrm>
+                          <a:prstGeom prst="rect"/>
+                        </pic:spPr>
+                      </pic:pic>
+                    </a:graphicData>
+                  </a:graphic>
+                </wp:inline>
+              </w:drawing>
+            </w:r>
+          </w:p>
+          <w:p>
+            <w:pPr>
+              <w:jc w:val="center"/>
+            </w:pPr>
+            <w:r>
+              <w:rPr>
+                <w:rFonts w:ascii="Times New Roman" w:hAnsi="Times New Roman" w:cs="Times New Roman"/>
+                <w:b/>
+                <w:bCs/>
+                <w:highlight w:val="yellow"/>
+                <w:lang w:val="tr-TR"/>
+              </w:rPr>
+              <w:t xml:space="preserve">Shutter id: 2736658123</w:t>
+            </w:r>
+          </w:p>
+          <w:p>
+            <w:pPr>
+              <w:jc w:val="center"/>
+              <w:rPr>
+                <w:rFonts w:ascii="Times New Roman" w:hAnsi="Times New Roman" w:cs="Times New Roman"/>
+                <w:lang w:val="tr-TR"/>
+              </w:rPr>
+            </w:pPr>
+            <w:r>
+              <w:rPr>
+                <w:rFonts w:ascii="Times New Roman" w:hAnsi="Times New Roman" w:cs="Times New Roman"/>
+                <w:b/>
+                <w:bCs/>
+                <w:lang w:val="tr-TR"/>
+              </w:rPr>
+              <w:t xml:space="preserve">Görsel A:</w:t>
+            </w:r>
+            <w:r>
+              <w:rPr>
+                <w:rFonts w:ascii="Times New Roman" w:hAnsi="Times New Roman" w:cs="Times New Roman"/>
+                <w:lang w:val="tr-TR"/>
+              </w:rPr>
+              <w:t xml:space="preserve"> Krom kaplı bir mutfak musluğu</w:t>
+            </w:r>
+          </w:p>
+        </w:tc>
+        <w:tc>
+          <w:tcPr>
+            <w:tcW w:w="4500" w:type="dxa"/>
+          </w:tcPr>
+          <w:p>
+            <w:pPr>
+              <w:jc w:val="center"/>
+            </w:pPr>
+            <w:r>
+              <w:drawing>
+                <wp:inline xmlns:a="http://schemas.openxmlformats.org/drawingml/2006/main" xmlns:pic="http://schemas.openxmlformats.org/drawingml/2006/picture">
+                  <wp:extent cx="2628000" cy="1916688"/>
+                  <wp:docPr id="900009" name="Picture 900009"/>
+                  <wp:cNvGraphicFramePr>
+                    <a:graphicFrameLocks noChangeAspect="1"/>
+                  </wp:cNvGraphicFramePr>
+                  <a:graphic>
+                    <a:graphicData uri="http://schemas.openxmlformats.org/drawingml/2006/picture">
+                      <pic:pic>
+                        <pic:nvPicPr>
+                          <pic:cNvPr id="0" name="2570033357_d.jpg"/>
+                          <pic:cNvPicPr/>
+                        </pic:nvPicPr>
+                        <pic:blipFill>
+                          <a:blip r:embed="rId12"/>
+                          <a:stretch>
+                            <a:fillRect/>
+                          </a:stretch>
+                        </pic:blipFill>
+                        <pic:spPr>
+                          <a:xfrm>
+                            <a:off x="0" y="0"/>
+                            <a:ext cx="2628000" cy="1916688"/>
+                          </a:xfrm>
+                          <a:prstGeom prst="rect"/>
+                        </pic:spPr>
+                      </pic:pic>
+                    </a:graphicData>
+                  </a:graphic>
+                </wp:inline>
+              </w:drawing>
+            </w:r>
+          </w:p>
+          <w:p>
+            <w:pPr>
+              <w:jc w:val="center"/>
+            </w:pPr>
+            <w:r>
+              <w:rPr>
+                <w:rFonts w:ascii="Times New Roman" w:hAnsi="Times New Roman" w:cs="Times New Roman"/>
+                <w:b/>
+                <w:bCs/>
+                <w:highlight w:val="yellow"/>
+                <w:lang w:val="tr-TR"/>
+              </w:rPr>
+              <w:t xml:space="preserve">Shutter id: 2570033357</w:t>
+            </w:r>
+          </w:p>
+          <w:p>
+            <w:pPr>
+              <w:jc w:val="center"/>
+              <w:rPr>
+                <w:rFonts w:ascii="Times New Roman" w:hAnsi="Times New Roman" w:cs="Times New Roman"/>
+                <w:lang w:val="tr-TR"/>
+              </w:rPr>
+            </w:pPr>
+            <w:r>
+              <w:rPr>
+                <w:rFonts w:ascii="Times New Roman" w:hAnsi="Times New Roman" w:cs="Times New Roman"/>
+                <w:b/>
+                <w:bCs/>
+                <w:lang w:val="tr-TR"/>
+              </w:rPr>
+              <w:t xml:space="preserve">Görsel B:</w:t>
+            </w:r>
+            <w:r>
+              <w:rPr>
+                <w:rFonts w:ascii="Times New Roman" w:hAnsi="Times New Roman" w:cs="Times New Roman"/>
+                <w:lang w:val="tr-TR"/>
+              </w:rPr>
+              <w:t xml:space="preserve"> Çinko kaplı (galvanizli) çiviler</w:t>
+            </w:r>
+          </w:p>
+        </w:tc>
+      </w:tr>
+    </w:tbl>
     <w:p>
       <w:pPr>
         <w:jc w:val="both"/>
